--- a/tasks/letters/2026-05-20_shkola-ibs_invitation-kit.docx
+++ b/tasks/letters/2026-05-20_shkola-ibs_invitation-kit.docx
@@ -37,7 +37,7 @@
           <w:color w:val="555555"/>
           <w:sz w:val="20"/>
         </w:rPr>
-        <w:t>17 июня 2026, 15:00–19:00  •  {Город}, {Площадка}  •  Эксперты: Гражданкин И.О., Кашталап В.В.  •  Версия 1.0</w:t>
+        <w:t>17 июня 2026, 15:00–19:00  •  {Город}, {Площадка}  •  Эксперты: Гражданкин И.О., Кашталап В.В.  •  Версия 1.1</w:t>
       </w:r>
     </w:p>
     <w:p/>
@@ -390,6 +390,81 @@
         <w:rPr>
           <w:color w:val="1F3A68"/>
         </w:rPr>
+        <w:t>Эксперты</w:t>
+      </w:r>
+    </w:p>
+    <w:p>
+      <w:r>
+        <w:rPr>
+          <w:b/>
+          <w:i w:val="0"/>
+          <w:color w:val="1F3A68"/>
+          <w:sz w:val="24"/>
+        </w:rPr>
+        <w:t>Гражданкин Игорь Олегович</w:t>
+      </w:r>
+    </w:p>
+    <w:p>
+      <w:r>
+        <w:rPr>
+          <w:b w:val="0"/>
+          <w:i/>
+          <w:sz w:val="22"/>
+        </w:rPr>
+        <w:t>Кандидат медицинских наук, врач высшей категории. Заведующий кардиологическим отделением и руководитель Регионального сосудистого центра в Центральной клинической больнице, г. Новосибирск.</w:t>
+      </w:r>
+    </w:p>
+    <w:p>
+      <w:r>
+        <w:rPr>
+          <w:b w:val="0"/>
+          <w:i w:val="0"/>
+          <w:sz w:val="22"/>
+        </w:rPr>
+        <w:t>На школе ведёт всю диагностическую часть (100 минут): концепция стабильной ИБС, симптомы и предтестовая вероятность, коронарный кальций, нагрузочные тесты и стресс-визуализация, решение о реваскуляризации.</w:t>
+      </w:r>
+    </w:p>
+    <w:p/>
+    <w:p>
+      <w:r>
+        <w:rPr>
+          <w:b/>
+          <w:i w:val="0"/>
+          <w:color w:val="1F3A68"/>
+          <w:sz w:val="24"/>
+        </w:rPr>
+        <w:t>Кашталап Василий Васильевич</w:t>
+      </w:r>
+    </w:p>
+    <w:p>
+      <w:r>
+        <w:rPr>
+          <w:b w:val="0"/>
+          <w:i/>
+          <w:sz w:val="22"/>
+        </w:rPr>
+        <w:t>Доктор медицинских наук, профессор, профессор РАН. Заведующий отделом клинической кардиологии Научно-исследовательского института комплексных проблем сердечно-сосудистых заболеваний; профессор кафедры кардиологии и сердечно-сосудистой хирургии Кемеровского государственного медицинского университета. Помощник вице-президента Российского кардиологического общества. Научный редактор журнала «Комплексные проблемы сердечно-сосудистых заболеваний» (УБС1). Лауреат премий Кузбасса и Российского кардиологического общества им. А.Н. Климова.</w:t>
+      </w:r>
+    </w:p>
+    <w:p>
+      <w:r>
+        <w:rPr>
+          <w:b w:val="0"/>
+          <w:i w:val="0"/>
+          <w:sz w:val="22"/>
+        </w:rPr>
+        <w:t>На школе ведёт терапевтическую часть (50 минут): обоснование выбора бета-адреноблокатора, целевая доза бисопролола, фиксированные комбинации с амлодипином, бисопролол при коморбидностях (ХОБЛ, ХБП, СД2, поражение периферических артерий, эректильная функция). Модерирует часть клинических разборов в Части 3.</w:t>
+      </w:r>
+    </w:p>
+    <w:p/>
+    <w:p>
+      <w:pPr>
+        <w:pStyle w:val="Heading3"/>
+      </w:pPr>
+      <w:r>
+        <w:rPr>
+          <w:color w:val="1F3A68"/>
+        </w:rPr>
         <w:t>Что вы заберёте с собой</w:t>
       </w:r>
     </w:p>
@@ -531,7 +606,10 @@
         <w:t>Уважаемый/ая {Имя Отчество}, приглашаю Вас на Школу ИБС — образовательный вечер для кардиологов 17 июня в {Город}, 15:00–19:00.</w:t>
         <w:br/>
         <w:br/>
-        <w:t>Два эксперта в живом диалоге: И.О. Гражданкин (диагностика) и В.В. Кашталап (терапия). 4 клинических кейса с голосованиями, включая разбор «нужна ли реваскуляризация» при двухсосудистом поражении.</w:t>
+        <w:t>Два эксперта в живом диалоге: И.О. Гражданкин (к.м.н., зав. кардиологическим отделением и Региональным сосудистым центром ЦКБ, Новосибирск) — диагностика; В.В. Кашталап (д.м.н., профессор РАН, помощник вице-президента РКО) — терапия.</w:t>
+        <w:br/>
+        <w:br/>
+        <w:t>4 клинических кейса с голосованиями, включая разбор «нужна ли реваскуляризация» при двухсосудистом поражении.</w:t>
         <w:br/>
         <w:br/>
         <w:t>Адресный фокус — пациент со стенокардией на фоне АГ. Обновлённая рамка КР МЗ РФ 2024 и ESC 2024 CCS.</w:t>
@@ -631,7 +709,7 @@
           <w:i/>
           <w:sz w:val="22"/>
         </w:rPr>
-        <w:t>Игорь Олегович и Василий Васильевич — диагност и терапевт. На школе будут два интерактива, где Кашталап сам обращается к Гражданкину: «А Вы как это делаете в своей практике?». Получается живая дискуссия, а не два доклада подряд.</w:t>
+        <w:t>Игорь Олегович Гражданкин — к.м.н., заведующий кардиологическим отделением и Региональным сосудистым центром ЦКБ Новосибирска — ведёт диагностику. Василий Васильевич Кашталап — д.м.н., профессор РАН, помощник вице-президента Российского кардиологического общества — ведёт терапию. На школе будут два интерактива, где Кашталап сам обращается к Гражданкину: «А Вы как это делаете в своей практике?». Получается живая дискуссия двух профессионалов уровня РКО, а не два доклада подряд.</w:t>
       </w:r>
     </w:p>
     <w:p>
@@ -853,7 +931,7 @@
           <w:i w:val="0"/>
           <w:sz w:val="22"/>
         </w:rPr>
-        <w:t>Тогда специально для Вас — Кейс 4 (grey-zone реваскуляризации) и блок про ПТВ-категории. В новейших ESC и КР МЗ РФ деление на 3 категории (≤5% / 5–15% / &gt;15%) — заменяет старое деление на 4. По коронарному кальцию — обновлённые «бины» 0/1–99/100–299/≥300 по ACC/AHA 2026. По бисопрололу при ХОБЛ — PACE 2026, опубликовано в Lancet Respiratory Medicine. Если Вы уверены, что владеете всеми этими позициями — буду рад услышать Ваше мнение во время интерактивов.</w:t>
+        <w:t>Тогда специально для Вас — Кейс 4 (grey-zone реваскуляризации) и блок про ПТВ-категории. В новейших ESC и КР МЗ РФ деление на 3 категории (≤5% / 5–15% / &gt;15%) — заменяет старое деление на 4. По коронарному кальцию — обновлённые «бины» 0/1–99/100–299/≥300 по ACC/AHA 2026. По бисопрололу при ХОБЛ — PACE 2026, опубликовано в Lancet Respiratory Medicine. И, конечно, формат живого диалога с Кашталапом В.В. (д.м.н., профессор РАН, помощник вице-президента РКО) и Гражданкиным И.О. (к.м.н., руководитель Регионального сосудистого центра в Новосибирске) — это шанс высказать своё мнение, услышать аргументы и оппонировать на уровне первого ряда отечественной кардиологии.</w:t>
       </w:r>
     </w:p>
     <w:p/>
@@ -1110,7 +1188,7 @@
         <w:pStyle w:val="ListBullet"/>
       </w:pPr>
       <w:r>
-        <w:t>Возможность задать вопросы лично двум профессорам уровня Гражданкина и Кашталапа;</w:t>
+        <w:t>Возможность лично задать вопросы Василию Васильевичу Кашталапу — д.м.н., профессору РАН, помощнику вице-президента РКО — и Игорю Олеговичу Гражданкину, руководителю Регионального сосудистого центра в Новосибирске;</w:t>
       </w:r>
     </w:p>
     <w:p>

--- a/tasks/letters/2026-05-20_shkola-ibs_invitation-kit.docx
+++ b/tasks/letters/2026-05-20_shkola-ibs_invitation-kit.docx
@@ -37,7 +37,7 @@
           <w:color w:val="555555"/>
           <w:sz w:val="20"/>
         </w:rPr>
-        <w:t>17 июня 2026, 15:00–19:00  •  {Город}, {Площадка}  •  Эксперты: Гражданкин И.О., Кашталап В.В.  •  Версия 1.1</w:t>
+        <w:t>17 июня 2026, 15:00–19:00  •  {Город}, {Площадка}  •  Эксперты: Гражданкин И.О., Кашталап В.В.  •  Версия 1.2</w:t>
       </w:r>
     </w:p>
     <w:p/>
@@ -66,7 +66,7 @@
           <w:color w:val="FFFFFF"/>
           <w:sz w:val="26"/>
         </w:rPr>
-        <w:t>РАЗДЕЛ 1. Полный анонс для рассылки врачам</w:t>
+        <w:t>РАЗДЕЛ 1. Краткое приглашение для рассылки врачам (1 страница)</w:t>
       </w:r>
     </w:p>
     <w:p>
@@ -79,7 +79,7 @@
           <w:i/>
           <w:color w:val="856404"/>
         </w:rPr>
-        <w:t>Этот текст можно передавать врачам в email, печатном инвайте, PDF-карточке. Торговые названия НЕ используются — комплаенс-чистый формат для открытых каналов.</w:t>
+        <w:t>Этот текст — для передачи врачу в email, мессенджере, печатном инвайте. Торговые названия НЕ используются — комплаенс-чистый формат для открытых каналов. Развёрнутый вариант (для PDF-карточки на стенде или печатного буклета) — в Приложении в конце документа.</w:t>
       </w:r>
     </w:p>
     <w:p/>
@@ -91,11 +91,12 @@
         <w:rPr>
           <w:b/>
           <w:color w:val="1F3A68"/>
-          <w:sz w:val="32"/>
+          <w:sz w:val="30"/>
         </w:rPr>
-        <w:t>Школа ИБС: 4 часа практической стенокардии — от ПТВ до выбора терапии</w:t>
+        <w:t>Школа ИБС: пациент со стенокардией на фоне АГ — от диагностики до выбора терапии</w:t>
       </w:r>
     </w:p>
+    <w:p/>
     <w:p>
       <w:r>
         <w:rPr>
@@ -113,28 +114,17 @@
           <w:i w:val="0"/>
           <w:sz w:val="22"/>
         </w:rPr>
-        <w:t>Приглашаем кардиологов и терапевтов на образовательное мероприятие, посвящённое современной диагностике и терапии стабильной ИБС у пациентов с артериальной гипертензией.</w:t>
+        <w:t>17 июня 2026 года в {Город} ({Площадка}) с 15:00 до 19:00 пройдёт Школа ИБС — образовательная встреча для кардиологов и терапевтов. Сквозной фокус — пациент со стенокардией напряжения на фоне артериальной гипертензии: от предтестовой вероятности и стресс-визуализации до выбора оптимальной комбинированной терапии. Рамка: КР МЗ РФ «Стабильная ИБС» 2024, КР МЗ РФ «АГ у взрослых» 2024, ESC 2024 CCS.</w:t>
       </w:r>
     </w:p>
     <w:p>
       <w:r>
         <w:rPr>
-          <w:b w:val="0"/>
+          <w:b/>
           <w:i w:val="0"/>
           <w:sz w:val="22"/>
         </w:rPr>
-        <w:t>Школа ИБС построена вокруг сквозного клинического образа — пациента со стенокардией напряжения на фоне АГ, с которым каждый из нас сталкивается ежедневно. От оценки предтестовой вероятности до выбора оптимальной комбинированной терапии — без отвлечений, в одной логической линии.</w:t>
-      </w:r>
-    </w:p>
-    <w:p>
-      <w:pPr>
-        <w:pStyle w:val="Heading3"/>
-      </w:pPr>
-      <w:r>
-        <w:rPr>
-          <w:color w:val="1F3A68"/>
-        </w:rPr>
-        <w:t>Почему стоит прийти</w:t>
+        <w:t>Эксперты — два ведущих специалиста в живом диалоге:</w:t>
       </w:r>
     </w:p>
     <w:p>
@@ -142,7 +132,7 @@
         <w:pStyle w:val="ListBullet"/>
       </w:pPr>
       <w:r>
-        <w:t>Два эксперта в живом диалоге. Игорь Олегович Гражданкин ведёт диагностический блок, Василий Васильевич Кашталап — терапевтический. Они не читают по очереди, а спорят между собой в двух интерактивных обсуждениях — так, как это происходит в реальной клинической практике.</w:t>
+        <w:t>Гражданкин Игорь Олегович — к.м.н., врач высшей категории, заведующий кардиологическим отделением и руководитель Регионального сосудистого центра ЦКБ (г. Новосибирск). Диагностический блок.</w:t>
       </w:r>
     </w:p>
     <w:p>
@@ -150,7 +140,17 @@
         <w:pStyle w:val="ListBullet"/>
       </w:pPr>
       <w:r>
-        <w:t>4 клинических разбора с голосованиями. От впервые выявленной стенокардии до многососудистого поражения — каждый кейс с развилкой, на которую отвечает аудитория. В том числе grey-zone: нужна ли реваскуляризация при двухсосудистом поражении без вовлечения ствола ЛКА и проксимальной ПНА с объёмом ишемии ниже 10% — типичный «трудный» вопрос ежедневной практики.</w:t>
+        <w:t>Кашталап Василий Васильевич — д.м.н., профессор, профессор РАН, заведующий отделом клинической кардиологии НИИ КПССЗ, профессор кафедры кардиологии и ССХ Кемеровского ГМУ, помощник вице-президента Российского кардиологического общества. Терапевтический блок.</w:t>
+      </w:r>
+    </w:p>
+    <w:p>
+      <w:r>
+        <w:rPr>
+          <w:b/>
+          <w:i w:val="0"/>
+          <w:sz w:val="22"/>
+        </w:rPr>
+        <w:t>Особенности формата:</w:t>
       </w:r>
     </w:p>
     <w:p>
@@ -158,7 +158,7 @@
         <w:pStyle w:val="ListBullet"/>
       </w:pPr>
       <w:r>
-        <w:t>Обновлённая рамка гайдлайнов. КР МЗ РФ «Стабильная ИБС» 2024, КР МЗ РФ «АГ у взрослых» 2024, ESC 2024 CCS — с явной маркировкой расхождений и того, что изменилось за последние два года.</w:t>
+        <w:t>Два интерактивных обсуждения «вопрос-ответ» между лекторами — там, где практика расходится с гайдлайнами.</w:t>
       </w:r>
     </w:p>
     <w:p>
@@ -166,7 +166,7 @@
         <w:pStyle w:val="ListBullet"/>
       </w:pPr>
       <w:r>
-        <w:t>Свежие данные по бисопрололу при коморбидностях. ХОБЛ (PACE 2026 — впервые рандомизированное контролируемое исследование 3 фазы у пациентов с ХОБЛ и стабильной ИБС), ХБП и гемодиализ (Wu 2021, n=20 476), СД2 (Maccabi 2025), атеросклероз периферических артерий (COPART 2017).</w:t>
+        <w:t>4 клинических разбора с анонимным голосованием, включая «трудный» случай: нужна ли реваскуляризация при двухсосудистом поражении с объёмом ишемии ниже 10%.</w:t>
       </w:r>
     </w:p>
     <w:p>
@@ -174,234 +174,7 @@
         <w:pStyle w:val="ListBullet"/>
       </w:pPr>
       <w:r>
-        <w:t>Адресный фокус. Не «вся кардиология», а конкретно: пациент с АГ + стенокардия. Это самый частый профиль в кабинете кардиолога — и именно здесь чаще всего ошибки в дозировании БАБ и выборе комбинации.</w:t>
-      </w:r>
-    </w:p>
-    <w:p>
-      <w:pPr>
-        <w:pStyle w:val="Heading3"/>
-      </w:pPr>
-      <w:r>
-        <w:rPr>
-          <w:color w:val="1F3A68"/>
-        </w:rPr>
-        <w:t>Программа дня (краткий обзор)</w:t>
-      </w:r>
-    </w:p>
-    <w:tbl>
-      <w:tblPr>
-        <w:tblStyle w:val="LightGrid-Accent1"/>
-        <w:tblW w:type="auto" w:w="0"/>
-        <w:tblLook w:firstColumn="1" w:firstRow="1" w:lastColumn="0" w:lastRow="0" w:noHBand="0" w:noVBand="1" w:val="04A0"/>
-      </w:tblPr>
-      <w:tblGrid>
-        <w:gridCol w:w="4320"/>
-        <w:gridCol w:w="4320"/>
-      </w:tblGrid>
-      <w:tr>
-        <w:tc>
-          <w:tcPr>
-            <w:tcW w:type="dxa" w:w="4320"/>
-          </w:tcPr>
-          <w:p>
-            <w:r>
-              <w:rPr>
-                <w:b/>
-              </w:rPr>
-              <w:t>Время</w:t>
-            </w:r>
-          </w:p>
-        </w:tc>
-        <w:tc>
-          <w:tcPr>
-            <w:tcW w:type="dxa" w:w="4320"/>
-          </w:tcPr>
-          <w:p>
-            <w:r>
-              <w:rPr>
-                <w:b/>
-              </w:rPr>
-              <w:t>Блок</w:t>
-            </w:r>
-          </w:p>
-        </w:tc>
-      </w:tr>
-      <w:tr>
-        <w:tc>
-          <w:tcPr>
-            <w:tcW w:type="dxa" w:w="4320"/>
-          </w:tcPr>
-          <w:p>
-            <w:r>
-              <w:t>15:00–15:05</w:t>
-            </w:r>
-          </w:p>
-        </w:tc>
-        <w:tc>
-          <w:tcPr>
-            <w:tcW w:type="dxa" w:w="4320"/>
-          </w:tcPr>
-          <w:p>
-            <w:r>
-              <w:t>Открытие</w:t>
-            </w:r>
-          </w:p>
-        </w:tc>
-      </w:tr>
-      <w:tr>
-        <w:tc>
-          <w:tcPr>
-            <w:tcW w:type="dxa" w:w="4320"/>
-          </w:tcPr>
-          <w:p>
-            <w:r>
-              <w:t>15:05–16:55</w:t>
-            </w:r>
-          </w:p>
-        </w:tc>
-        <w:tc>
-          <w:tcPr>
-            <w:tcW w:type="dxa" w:w="4320"/>
-          </w:tcPr>
-          <w:p>
-            <w:r>
-              <w:t>Часть 1. Диагностика и стратификация риска ИБС: ПТВ, коронарный кальций, стресс-визуализация, решение о реваскуляризации (с мини-перерывом 10 мин)</w:t>
-            </w:r>
-          </w:p>
-        </w:tc>
-      </w:tr>
-      <w:tr>
-        <w:tc>
-          <w:tcPr>
-            <w:tcW w:type="dxa" w:w="4320"/>
-          </w:tcPr>
-          <w:p>
-            <w:r>
-              <w:t>16:55–17:10</w:t>
-            </w:r>
-          </w:p>
-        </w:tc>
-        <w:tc>
-          <w:tcPr>
-            <w:tcW w:type="dxa" w:w="4320"/>
-          </w:tcPr>
-          <w:p>
-            <w:r>
-              <w:t>Кофе-пауза</w:t>
-            </w:r>
-          </w:p>
-        </w:tc>
-      </w:tr>
-      <w:tr>
-        <w:tc>
-          <w:tcPr>
-            <w:tcW w:type="dxa" w:w="4320"/>
-          </w:tcPr>
-          <w:p>
-            <w:r>
-              <w:t>17:10–18:00</w:t>
-            </w:r>
-          </w:p>
-        </w:tc>
-        <w:tc>
-          <w:tcPr>
-            <w:tcW w:type="dxa" w:w="4320"/>
-          </w:tcPr>
-          <w:p>
-            <w:r>
-              <w:t>Часть 2. Терапия стабильной ИБС: место бета-адреноблокаторов, целевая доза бисопролола, фиксированные комбинации с амлодипином, бисопролол при коморбидностях</w:t>
-            </w:r>
-          </w:p>
-        </w:tc>
-      </w:tr>
-      <w:tr>
-        <w:tc>
-          <w:tcPr>
-            <w:tcW w:type="dxa" w:w="4320"/>
-          </w:tcPr>
-          <w:p>
-            <w:r>
-              <w:t>18:00–18:05</w:t>
-            </w:r>
-          </w:p>
-        </w:tc>
-        <w:tc>
-          <w:tcPr>
-            <w:tcW w:type="dxa" w:w="4320"/>
-          </w:tcPr>
-          <w:p>
-            <w:r>
-              <w:t>Короткая пауза</w:t>
-            </w:r>
-          </w:p>
-        </w:tc>
-      </w:tr>
-      <w:tr>
-        <w:tc>
-          <w:tcPr>
-            <w:tcW w:type="dxa" w:w="4320"/>
-          </w:tcPr>
-          <w:p>
-            <w:r>
-              <w:t>18:05–18:55</w:t>
-            </w:r>
-          </w:p>
-        </w:tc>
-        <w:tc>
-          <w:tcPr>
-            <w:tcW w:type="dxa" w:w="4320"/>
-          </w:tcPr>
-          <w:p>
-            <w:r>
-              <w:t>Часть 3. 4 клинических разбора с голосованиями, включая grey-zone по показаниям к ЧКВ</w:t>
-            </w:r>
-          </w:p>
-        </w:tc>
-      </w:tr>
-      <w:tr>
-        <w:tc>
-          <w:tcPr>
-            <w:tcW w:type="dxa" w:w="4320"/>
-          </w:tcPr>
-          <w:p>
-            <w:r>
-              <w:t>18:55–19:00</w:t>
-            </w:r>
-          </w:p>
-        </w:tc>
-        <w:tc>
-          <w:tcPr>
-            <w:tcW w:type="dxa" w:w="4320"/>
-          </w:tcPr>
-          <w:p>
-            <w:r>
-              <w:t>Сводное закрытие</w:t>
-            </w:r>
-          </w:p>
-        </w:tc>
-      </w:tr>
-    </w:tbl>
-    <w:p/>
-    <w:p>
-      <w:pPr>
-        <w:pStyle w:val="Heading3"/>
-      </w:pPr>
-      <w:r>
-        <w:rPr>
-          <w:color w:val="1F3A68"/>
-        </w:rPr>
-        <w:t>Эксперты</w:t>
-      </w:r>
-    </w:p>
-    <w:p>
-      <w:r>
-        <w:rPr>
-          <w:b/>
-          <w:i w:val="0"/>
-          <w:color w:val="1F3A68"/>
-          <w:sz w:val="24"/>
-        </w:rPr>
-        <w:t>Гражданкин Игорь Олегович</w:t>
+        <w:t>Свежие данные по бета-адреноблокаторам у коморбидных пациентов (ХОБЛ — PACE 2026; ХБП — Wu 2021; СД2 — Maccabi 2025).</w:t>
       </w:r>
     </w:p>
     <w:p>
@@ -411,17 +184,7 @@
           <w:i/>
           <w:sz w:val="22"/>
         </w:rPr>
-        <w:t>Кандидат медицинских наук, врач высшей категории. Заведующий кардиологическим отделением и руководитель Регионального сосудистого центра в Центральной клинической больнице, г. Новосибирск.</w:t>
-      </w:r>
-    </w:p>
-    <w:p>
-      <w:r>
-        <w:rPr>
-          <w:b w:val="0"/>
-          <w:i w:val="0"/>
-          <w:sz w:val="22"/>
-        </w:rPr>
-        <w:t>На школе ведёт всю диагностическую часть (100 минут): концепция стабильной ИБС, симптомы и предтестовая вероятность, коронарный кальций, нагрузочные тесты и стресс-визуализация, решение о реваскуляризации.</w:t>
+        <w:t>Очный формат, без онлайн-трансляции. Количество мест ограничено.</w:t>
       </w:r>
     </w:p>
     <w:p/>
@@ -430,134 +193,10 @@
         <w:rPr>
           <w:b/>
           <w:i w:val="0"/>
-          <w:color w:val="1F3A68"/>
-          <w:sz w:val="24"/>
-        </w:rPr>
-        <w:t>Кашталап Василий Васильевич</w:t>
-      </w:r>
-    </w:p>
-    <w:p>
-      <w:r>
-        <w:rPr>
-          <w:b w:val="0"/>
-          <w:i/>
-          <w:sz w:val="22"/>
-        </w:rPr>
-        <w:t>Доктор медицинских наук, профессор, профессор РАН. Заведующий отделом клинической кардиологии Научно-исследовательского института комплексных проблем сердечно-сосудистых заболеваний; профессор кафедры кардиологии и сердечно-сосудистой хирургии Кемеровского государственного медицинского университета. Помощник вице-президента Российского кардиологического общества. Научный редактор журнала «Комплексные проблемы сердечно-сосудистых заболеваний» (УБС1). Лауреат премий Кузбасса и Российского кардиологического общества им. А.Н. Климова.</w:t>
-      </w:r>
-    </w:p>
-    <w:p>
-      <w:r>
-        <w:rPr>
-          <w:b w:val="0"/>
-          <w:i w:val="0"/>
-          <w:sz w:val="22"/>
-        </w:rPr>
-        <w:t>На школе ведёт терапевтическую часть (50 минут): обоснование выбора бета-адреноблокатора, целевая доза бисопролола, фиксированные комбинации с амлодипином, бисопролол при коморбидностях (ХОБЛ, ХБП, СД2, поражение периферических артерий, эректильная функция). Модерирует часть клинических разборов в Части 3.</w:t>
-      </w:r>
-    </w:p>
-    <w:p/>
-    <w:p>
-      <w:pPr>
-        <w:pStyle w:val="Heading3"/>
-      </w:pPr>
-      <w:r>
-        <w:rPr>
-          <w:color w:val="1F3A68"/>
-        </w:rPr>
-        <w:t>Что вы заберёте с собой</w:t>
-      </w:r>
-    </w:p>
-    <w:p>
-      <w:pPr>
-        <w:pStyle w:val="ListBullet"/>
-      </w:pPr>
-      <w:r>
-        <w:t>Чёткий алгоритм: какому пациенту нужен коронарный кальций, какому — стресс-визуализация, какому — сразу КАГ.</w:t>
-      </w:r>
-    </w:p>
-    <w:p>
-      <w:pPr>
-        <w:pStyle w:val="ListBullet"/>
-      </w:pPr>
-      <w:r>
-        <w:t>Уверенность в дозировании БАБ: целевая доза бисопролола 10 мг — это целевая, а не максимальная, и недотитрование — основная причина «неэффективной терапии».</w:t>
-      </w:r>
-    </w:p>
-    <w:p>
-      <w:pPr>
-        <w:pStyle w:val="ListBullet"/>
-      </w:pPr>
-      <w:r>
-        <w:t>Правила безопасной отмены БАБ для диагностики ИБС — без потери контроля над пациентом.</w:t>
-      </w:r>
-    </w:p>
-    <w:p>
-      <w:pPr>
-        <w:pStyle w:val="ListBullet"/>
-      </w:pPr>
-      <w:r>
-        <w:t>Готовый алгоритм действий при пограничных показаниях к реваскуляризации.</w:t>
-      </w:r>
-    </w:p>
-    <w:p>
-      <w:pPr>
-        <w:pStyle w:val="ListBullet"/>
-      </w:pPr>
-      <w:r>
-        <w:t>Обновлённые позиции по бисопрололу у коморбидных пациентов с ХОБЛ, ХБП, СД2, поражением периферических артерий.</w:t>
-      </w:r>
-    </w:p>
-    <w:p>
-      <w:pPr>
-        <w:pStyle w:val="Heading3"/>
-      </w:pPr>
-      <w:r>
-        <w:rPr>
-          <w:color w:val="1F3A68"/>
-        </w:rPr>
-        <w:t>Регистрация и контакты</w:t>
-      </w:r>
-    </w:p>
-    <w:p>
-      <w:r>
-        <w:rPr>
-          <w:b/>
-          <w:i w:val="0"/>
-          <w:sz w:val="22"/>
-        </w:rPr>
-        <w:t>Дата: 17 июня 2026, 15:00–19:00.</w:t>
-      </w:r>
-    </w:p>
-    <w:p>
-      <w:r>
-        <w:rPr>
-          <w:b/>
-          <w:i w:val="0"/>
-          <w:sz w:val="22"/>
-        </w:rPr>
-        <w:t>Место: {Город}, {Площадка}.</w:t>
-      </w:r>
-    </w:p>
-    <w:p>
-      <w:r>
-        <w:rPr>
-          <w:b/>
-          <w:i w:val="0"/>
+          <w:color w:val="C0392B"/>
           <w:sz w:val="22"/>
         </w:rPr>
         <w:t>Регистрация: до {Дата регистрации} — у Вашего медицинского представителя {имя представителя, телефон} или по ссылке {ссылка}.</w:t>
-      </w:r>
-    </w:p>
-    <w:p>
-      <w:r>
-        <w:rPr>
-          <w:b/>
-          <w:i w:val="0"/>
-          <w:color w:val="C0392B"/>
-          <w:sz w:val="22"/>
-        </w:rPr>
-        <w:t>Количество мест ограничено.</w:t>
       </w:r>
     </w:p>
     <w:p>
@@ -1537,6 +1176,516 @@
         <w:t>После мероприятия — короткая follow-up беседа с врачом (в течение недели): что было полезно, остались ли вопросы.</w:t>
       </w:r>
     </w:p>
+    <w:p>
+      <w:r>
+        <w:br w:type="page"/>
+      </w:r>
+    </w:p>
+    <w:p>
+      <w:pPr>
+        <w:jc w:val="center"/>
+        <w:shd w:val="clear" w:color="auto" w:fill="555555"/>
+      </w:pPr>
+      <w:r>
+        <w:rPr>
+          <w:b/>
+          <w:color w:val="FFFFFF"/>
+          <w:sz w:val="26"/>
+        </w:rPr>
+        <w:t>ПРИЛОЖЕНИЕ. Развёрнутый анонс для PDF-карточки / печатного буклета</w:t>
+      </w:r>
+    </w:p>
+    <w:p>
+      <w:pPr>
+        <w:ind w:left="170" w:right="170"/>
+        <w:shd w:val="clear" w:color="auto" w:fill="FFF3CD"/>
+      </w:pPr>
+      <w:r>
+        <w:rPr>
+          <w:i/>
+          <w:color w:val="856404"/>
+        </w:rPr>
+        <w:t>Этот вариант — для случаев, когда нужен более подробный материал: PDF-карточка для размещения на стенде, печатный буклет для конференции, развёрнутый email-инвайт для KOL. Для обычной рассылки врачам используйте КРАТКИЙ вариант из Раздела 1.</w:t>
+      </w:r>
+    </w:p>
+    <w:p/>
+    <w:p>
+      <w:pPr>
+        <w:jc w:val="center"/>
+      </w:pPr>
+      <w:r>
+        <w:rPr>
+          <w:b/>
+          <w:color w:val="1F3A68"/>
+          <w:sz w:val="32"/>
+        </w:rPr>
+        <w:t>Школа ИБС: 4 часа практической стенокардии — от ПТВ до выбора терапии</w:t>
+      </w:r>
+    </w:p>
+    <w:p>
+      <w:r>
+        <w:rPr>
+          <w:b/>
+          <w:i w:val="0"/>
+          <w:sz w:val="24"/>
+        </w:rPr>
+        <w:t>Уважаемые коллеги!</w:t>
+      </w:r>
+    </w:p>
+    <w:p>
+      <w:r>
+        <w:rPr>
+          <w:b w:val="0"/>
+          <w:i w:val="0"/>
+          <w:sz w:val="22"/>
+        </w:rPr>
+        <w:t>Приглашаем кардиологов и терапевтов на образовательное мероприятие, посвящённое современной диагностике и терапии стабильной ИБС у пациентов с артериальной гипертензией.</w:t>
+      </w:r>
+    </w:p>
+    <w:p>
+      <w:r>
+        <w:rPr>
+          <w:b w:val="0"/>
+          <w:i w:val="0"/>
+          <w:sz w:val="22"/>
+        </w:rPr>
+        <w:t>Школа ИБС построена вокруг сквозного клинического образа — пациента со стенокардией напряжения на фоне АГ, с которым каждый из нас сталкивается ежедневно. От оценки предтестовой вероятности до выбора оптимальной комбинированной терапии — без отвлечений, в одной логической линии.</w:t>
+      </w:r>
+    </w:p>
+    <w:p>
+      <w:pPr>
+        <w:pStyle w:val="Heading3"/>
+      </w:pPr>
+      <w:r>
+        <w:rPr>
+          <w:color w:val="1F3A68"/>
+        </w:rPr>
+        <w:t>Почему стоит прийти</w:t>
+      </w:r>
+    </w:p>
+    <w:p>
+      <w:pPr>
+        <w:pStyle w:val="ListBullet"/>
+      </w:pPr>
+      <w:r>
+        <w:t>Два эксперта в живом диалоге. Игорь Олегович Гражданкин ведёт диагностический блок, Василий Васильевич Кашталап — терапевтический. Они не читают по очереди, а спорят между собой в двух интерактивных обсуждениях — так, как это происходит в реальной клинической практике.</w:t>
+      </w:r>
+    </w:p>
+    <w:p>
+      <w:pPr>
+        <w:pStyle w:val="ListBullet"/>
+      </w:pPr>
+      <w:r>
+        <w:t>4 клинических разбора с голосованиями. От впервые выявленной стенокардии до многососудистого поражения — каждый кейс с развилкой, на которую отвечает аудитория. В том числе grey-zone: нужна ли реваскуляризация при двухсосудистом поражении без вовлечения ствола ЛКА и проксимальной ПНА с объёмом ишемии ниже 10% — типичный «трудный» вопрос ежедневной практики.</w:t>
+      </w:r>
+    </w:p>
+    <w:p>
+      <w:pPr>
+        <w:pStyle w:val="ListBullet"/>
+      </w:pPr>
+      <w:r>
+        <w:t>Обновлённая рамка гайдлайнов. КР МЗ РФ «Стабильная ИБС» 2024, КР МЗ РФ «АГ у взрослых» 2024, ESC 2024 CCS — с явной маркировкой расхождений и того, что изменилось за последние два года.</w:t>
+      </w:r>
+    </w:p>
+    <w:p>
+      <w:pPr>
+        <w:pStyle w:val="ListBullet"/>
+      </w:pPr>
+      <w:r>
+        <w:t>Свежие данные по бисопрололу при коморбидностях. ХОБЛ (PACE 2026 — впервые рандомизированное контролируемое исследование 3 фазы у пациентов с ХОБЛ и стабильной ИБС), ХБП и гемодиализ (Wu 2021, n=20 476), СД2 (Maccabi 2025), атеросклероз периферических артерий (COPART 2017).</w:t>
+      </w:r>
+    </w:p>
+    <w:p>
+      <w:pPr>
+        <w:pStyle w:val="ListBullet"/>
+      </w:pPr>
+      <w:r>
+        <w:t>Адресный фокус. Не «вся кардиология», а конкретно: пациент с АГ + стенокардия. Это самый частый профиль в кабинете кардиолога — и именно здесь чаще всего ошибки в дозировании БАБ и выборе комбинации.</w:t>
+      </w:r>
+    </w:p>
+    <w:p>
+      <w:pPr>
+        <w:pStyle w:val="Heading3"/>
+      </w:pPr>
+      <w:r>
+        <w:rPr>
+          <w:color w:val="1F3A68"/>
+        </w:rPr>
+        <w:t>Программа дня (краткий обзор)</w:t>
+      </w:r>
+    </w:p>
+    <w:tbl>
+      <w:tblPr>
+        <w:tblStyle w:val="LightGrid-Accent1"/>
+        <w:tblW w:type="auto" w:w="0"/>
+        <w:tblLook w:firstColumn="1" w:firstRow="1" w:lastColumn="0" w:lastRow="0" w:noHBand="0" w:noVBand="1" w:val="04A0"/>
+      </w:tblPr>
+      <w:tblGrid>
+        <w:gridCol w:w="4320"/>
+        <w:gridCol w:w="4320"/>
+      </w:tblGrid>
+      <w:tr>
+        <w:tc>
+          <w:tcPr>
+            <w:tcW w:type="dxa" w:w="4320"/>
+          </w:tcPr>
+          <w:p>
+            <w:r>
+              <w:rPr>
+                <w:b/>
+              </w:rPr>
+              <w:t>Время</w:t>
+            </w:r>
+          </w:p>
+        </w:tc>
+        <w:tc>
+          <w:tcPr>
+            <w:tcW w:type="dxa" w:w="4320"/>
+          </w:tcPr>
+          <w:p>
+            <w:r>
+              <w:rPr>
+                <w:b/>
+              </w:rPr>
+              <w:t>Блок</w:t>
+            </w:r>
+          </w:p>
+        </w:tc>
+      </w:tr>
+      <w:tr>
+        <w:tc>
+          <w:tcPr>
+            <w:tcW w:type="dxa" w:w="4320"/>
+          </w:tcPr>
+          <w:p>
+            <w:r>
+              <w:t>15:00–15:05</w:t>
+            </w:r>
+          </w:p>
+        </w:tc>
+        <w:tc>
+          <w:tcPr>
+            <w:tcW w:type="dxa" w:w="4320"/>
+          </w:tcPr>
+          <w:p>
+            <w:r>
+              <w:t>Открытие</w:t>
+            </w:r>
+          </w:p>
+        </w:tc>
+      </w:tr>
+      <w:tr>
+        <w:tc>
+          <w:tcPr>
+            <w:tcW w:type="dxa" w:w="4320"/>
+          </w:tcPr>
+          <w:p>
+            <w:r>
+              <w:t>15:05–16:55</w:t>
+            </w:r>
+          </w:p>
+        </w:tc>
+        <w:tc>
+          <w:tcPr>
+            <w:tcW w:type="dxa" w:w="4320"/>
+          </w:tcPr>
+          <w:p>
+            <w:r>
+              <w:t>Часть 1. Диагностика и стратификация риска ИБС: ПТВ, коронарный кальций, стресс-визуализация, решение о реваскуляризации (с мини-перерывом 10 мин)</w:t>
+            </w:r>
+          </w:p>
+        </w:tc>
+      </w:tr>
+      <w:tr>
+        <w:tc>
+          <w:tcPr>
+            <w:tcW w:type="dxa" w:w="4320"/>
+          </w:tcPr>
+          <w:p>
+            <w:r>
+              <w:t>16:55–17:10</w:t>
+            </w:r>
+          </w:p>
+        </w:tc>
+        <w:tc>
+          <w:tcPr>
+            <w:tcW w:type="dxa" w:w="4320"/>
+          </w:tcPr>
+          <w:p>
+            <w:r>
+              <w:t>Кофе-пауза</w:t>
+            </w:r>
+          </w:p>
+        </w:tc>
+      </w:tr>
+      <w:tr>
+        <w:tc>
+          <w:tcPr>
+            <w:tcW w:type="dxa" w:w="4320"/>
+          </w:tcPr>
+          <w:p>
+            <w:r>
+              <w:t>17:10–18:00</w:t>
+            </w:r>
+          </w:p>
+        </w:tc>
+        <w:tc>
+          <w:tcPr>
+            <w:tcW w:type="dxa" w:w="4320"/>
+          </w:tcPr>
+          <w:p>
+            <w:r>
+              <w:t>Часть 2. Терапия стабильной ИБС: место бета-адреноблокаторов, целевая доза бисопролола, фиксированные комбинации с амлодипином, бисопролол при коморбидностях</w:t>
+            </w:r>
+          </w:p>
+        </w:tc>
+      </w:tr>
+      <w:tr>
+        <w:tc>
+          <w:tcPr>
+            <w:tcW w:type="dxa" w:w="4320"/>
+          </w:tcPr>
+          <w:p>
+            <w:r>
+              <w:t>18:00–18:05</w:t>
+            </w:r>
+          </w:p>
+        </w:tc>
+        <w:tc>
+          <w:tcPr>
+            <w:tcW w:type="dxa" w:w="4320"/>
+          </w:tcPr>
+          <w:p>
+            <w:r>
+              <w:t>Короткая пауза</w:t>
+            </w:r>
+          </w:p>
+        </w:tc>
+      </w:tr>
+      <w:tr>
+        <w:tc>
+          <w:tcPr>
+            <w:tcW w:type="dxa" w:w="4320"/>
+          </w:tcPr>
+          <w:p>
+            <w:r>
+              <w:t>18:05–18:55</w:t>
+            </w:r>
+          </w:p>
+        </w:tc>
+        <w:tc>
+          <w:tcPr>
+            <w:tcW w:type="dxa" w:w="4320"/>
+          </w:tcPr>
+          <w:p>
+            <w:r>
+              <w:t>Часть 3. 4 клинических разбора с голосованиями, включая grey-zone по показаниям к ЧКВ</w:t>
+            </w:r>
+          </w:p>
+        </w:tc>
+      </w:tr>
+      <w:tr>
+        <w:tc>
+          <w:tcPr>
+            <w:tcW w:type="dxa" w:w="4320"/>
+          </w:tcPr>
+          <w:p>
+            <w:r>
+              <w:t>18:55–19:00</w:t>
+            </w:r>
+          </w:p>
+        </w:tc>
+        <w:tc>
+          <w:tcPr>
+            <w:tcW w:type="dxa" w:w="4320"/>
+          </w:tcPr>
+          <w:p>
+            <w:r>
+              <w:t>Сводное закрытие</w:t>
+            </w:r>
+          </w:p>
+        </w:tc>
+      </w:tr>
+    </w:tbl>
+    <w:p/>
+    <w:p>
+      <w:pPr>
+        <w:pStyle w:val="Heading3"/>
+      </w:pPr>
+      <w:r>
+        <w:rPr>
+          <w:color w:val="1F3A68"/>
+        </w:rPr>
+        <w:t>Эксперты</w:t>
+      </w:r>
+    </w:p>
+    <w:p>
+      <w:r>
+        <w:rPr>
+          <w:b/>
+          <w:i w:val="0"/>
+          <w:color w:val="1F3A68"/>
+          <w:sz w:val="24"/>
+        </w:rPr>
+        <w:t>Гражданкин Игорь Олегович</w:t>
+      </w:r>
+    </w:p>
+    <w:p>
+      <w:r>
+        <w:rPr>
+          <w:b w:val="0"/>
+          <w:i/>
+          <w:sz w:val="22"/>
+        </w:rPr>
+        <w:t>Кандидат медицинских наук, врач высшей категории. Заведующий кардиологическим отделением и руководитель Регионального сосудистого центра в Центральной клинической больнице, г. Новосибирск.</w:t>
+      </w:r>
+    </w:p>
+    <w:p>
+      <w:r>
+        <w:rPr>
+          <w:b w:val="0"/>
+          <w:i w:val="0"/>
+          <w:sz w:val="22"/>
+        </w:rPr>
+        <w:t>На школе ведёт всю диагностическую часть (100 минут): концепция стабильной ИБС, симптомы и предтестовая вероятность, коронарный кальций, нагрузочные тесты и стресс-визуализация, решение о реваскуляризации.</w:t>
+      </w:r>
+    </w:p>
+    <w:p/>
+    <w:p>
+      <w:r>
+        <w:rPr>
+          <w:b/>
+          <w:i w:val="0"/>
+          <w:color w:val="1F3A68"/>
+          <w:sz w:val="24"/>
+        </w:rPr>
+        <w:t>Кашталап Василий Васильевич</w:t>
+      </w:r>
+    </w:p>
+    <w:p>
+      <w:r>
+        <w:rPr>
+          <w:b w:val="0"/>
+          <w:i/>
+          <w:sz w:val="22"/>
+        </w:rPr>
+        <w:t>Доктор медицинских наук, профессор, профессор РАН. Заведующий отделом клинической кардиологии Научно-исследовательского института комплексных проблем сердечно-сосудистых заболеваний; профессор кафедры кардиологии и сердечно-сосудистой хирургии Кемеровского государственного медицинского университета. Помощник вице-президента Российского кардиологического общества. Научный редактор журнала «Комплексные проблемы сердечно-сосудистых заболеваний» (УБС1). Лауреат премий Кузбасса и Российского кардиологического общества им. А.Н. Климова.</w:t>
+      </w:r>
+    </w:p>
+    <w:p>
+      <w:r>
+        <w:rPr>
+          <w:b w:val="0"/>
+          <w:i w:val="0"/>
+          <w:sz w:val="22"/>
+        </w:rPr>
+        <w:t>На школе ведёт терапевтическую часть (50 минут): обоснование выбора бета-адреноблокатора, целевая доза бисопролола, фиксированные комбинации с амлодипином, бисопролол при коморбидностях (ХОБЛ, ХБП, СД2, поражение периферических артерий, эректильная функция). Модерирует часть клинических разборов в Части 3.</w:t>
+      </w:r>
+    </w:p>
+    <w:p/>
+    <w:p>
+      <w:pPr>
+        <w:pStyle w:val="Heading3"/>
+      </w:pPr>
+      <w:r>
+        <w:rPr>
+          <w:color w:val="1F3A68"/>
+        </w:rPr>
+        <w:t>Что вы заберёте с собой</w:t>
+      </w:r>
+    </w:p>
+    <w:p>
+      <w:pPr>
+        <w:pStyle w:val="ListBullet"/>
+      </w:pPr>
+      <w:r>
+        <w:t>Чёткий алгоритм: какому пациенту нужен коронарный кальций, какому — стресс-визуализация, какому — сразу КАГ.</w:t>
+      </w:r>
+    </w:p>
+    <w:p>
+      <w:pPr>
+        <w:pStyle w:val="ListBullet"/>
+      </w:pPr>
+      <w:r>
+        <w:t>Уверенность в дозировании БАБ: целевая доза бисопролола 10 мг — это целевая, а не максимальная, и недотитрование — основная причина «неэффективной терапии».</w:t>
+      </w:r>
+    </w:p>
+    <w:p>
+      <w:pPr>
+        <w:pStyle w:val="ListBullet"/>
+      </w:pPr>
+      <w:r>
+        <w:t>Правила безопасной отмены БАБ для диагностики ИБС — без потери контроля над пациентом.</w:t>
+      </w:r>
+    </w:p>
+    <w:p>
+      <w:pPr>
+        <w:pStyle w:val="ListBullet"/>
+      </w:pPr>
+      <w:r>
+        <w:t>Готовый алгоритм действий при пограничных показаниях к реваскуляризации.</w:t>
+      </w:r>
+    </w:p>
+    <w:p>
+      <w:pPr>
+        <w:pStyle w:val="ListBullet"/>
+      </w:pPr>
+      <w:r>
+        <w:t>Обновлённые позиции по бисопрололу у коморбидных пациентов с ХОБЛ, ХБП, СД2, поражением периферических артерий.</w:t>
+      </w:r>
+    </w:p>
+    <w:p>
+      <w:pPr>
+        <w:pStyle w:val="Heading3"/>
+      </w:pPr>
+      <w:r>
+        <w:rPr>
+          <w:color w:val="1F3A68"/>
+        </w:rPr>
+        <w:t>Регистрация и контакты</w:t>
+      </w:r>
+    </w:p>
+    <w:p>
+      <w:r>
+        <w:rPr>
+          <w:b/>
+          <w:i w:val="0"/>
+          <w:sz w:val="22"/>
+        </w:rPr>
+        <w:t>Дата: 17 июня 2026, 15:00–19:00.</w:t>
+      </w:r>
+    </w:p>
+    <w:p>
+      <w:r>
+        <w:rPr>
+          <w:b/>
+          <w:i w:val="0"/>
+          <w:sz w:val="22"/>
+        </w:rPr>
+        <w:t>Место: {Город}, {Площадка}.</w:t>
+      </w:r>
+    </w:p>
+    <w:p>
+      <w:r>
+        <w:rPr>
+          <w:b/>
+          <w:i w:val="0"/>
+          <w:sz w:val="22"/>
+        </w:rPr>
+        <w:t>Регистрация: до {Дата регистрации} — у Вашего медицинского представителя {имя представителя, телефон} или по ссылке {ссылка}.</w:t>
+      </w:r>
+    </w:p>
+    <w:p>
+      <w:r>
+        <w:rPr>
+          <w:b/>
+          <w:i w:val="0"/>
+          <w:color w:val="C0392B"/>
+          <w:sz w:val="22"/>
+        </w:rPr>
+        <w:t>Количество мест ограничено.</w:t>
+      </w:r>
+    </w:p>
     <w:p/>
     <w:p>
       <w:r>

--- a/tasks/letters/2026-05-20_shkola-ibs_invitation-kit.docx
+++ b/tasks/letters/2026-05-20_shkola-ibs_invitation-kit.docx
@@ -37,7 +37,7 @@
           <w:color w:val="555555"/>
           <w:sz w:val="20"/>
         </w:rPr>
-        <w:t>17 июня 2026, 15:00–19:00  •  {Город}, {Площадка}  •  Эксперты: Гражданкин И.О., Кашталап В.В.  •  Версия 1.2</w:t>
+        <w:t>17 июня 2026, 15:00–19:00  •  {Город}, {Площадка}  •  Эксперты: Гражданкин И.О., Кашталап В.В.  •  Версия 1.3</w:t>
       </w:r>
     </w:p>
     <w:p/>
@@ -93,7 +93,7 @@
           <w:color w:val="1F3A68"/>
           <w:sz w:val="30"/>
         </w:rPr>
-        <w:t>Школа ИБС: пациент со стенокардией на фоне АГ — от диагностики до выбора терапии</w:t>
+        <w:t>Школа ИБС: современные подходы к диагностике и терапии</w:t>
       </w:r>
     </w:p>
     <w:p/>
@@ -114,7 +114,7 @@
           <w:i w:val="0"/>
           <w:sz w:val="22"/>
         </w:rPr>
-        <w:t>17 июня 2026 года в {Город} ({Площадка}) с 15:00 до 19:00 пройдёт Школа ИБС — образовательная встреча для кардиологов и терапевтов. Сквозной фокус — пациент со стенокардией напряжения на фоне артериальной гипертензии: от предтестовой вероятности и стресс-визуализации до выбора оптимальной комбинированной терапии. Рамка: КР МЗ РФ «Стабильная ИБС» 2024, КР МЗ РФ «АГ у взрослых» 2024, ESC 2024 CCS.</w:t>
+        <w:t>17 июня 2026 года в {Город} ({Площадка}) с 15:00 до 19:00 пройдёт Школа ИБС — образовательная встреча для кардиологов и терапевтов. Программа охватывает современную диагностику ишемической болезни сердца (включая хронические коронарные синдромы по ESC 2024 — от оценки симптомов и предтестовой вероятности до коронарного кальция, стресс-визуализации и решения о реваскуляризации) и обоснованный выбор терапии при стабильной ИБС, в том числе при наличии сопутствующих состояний. Рамка: КР МЗ РФ «Стабильная ИБС» 2024, КР МЗ РФ «АГ у взрослых» 2024, ESC 2024 CCS.</w:t>
       </w:r>
     </w:p>
     <w:p>
@@ -124,7 +124,7 @@
           <w:i w:val="0"/>
           <w:sz w:val="22"/>
         </w:rPr>
-        <w:t>Эксперты — два ведущих специалиста в живом диалоге:</w:t>
+        <w:t>Эксперты — два ведущих специалиста в совместном разборе:</w:t>
       </w:r>
     </w:p>
     <w:p>
@@ -158,7 +158,7 @@
         <w:pStyle w:val="ListBullet"/>
       </w:pPr>
       <w:r>
-        <w:t>Два интерактивных обсуждения «вопрос-ответ» между лекторами — там, где практика расходится с гайдлайнами.</w:t>
+        <w:t>Два интерактивных обсуждения между лекторами по сложным вопросам ежедневной практики, где гайдлайны и клиническая реальность не всегда совпадают.</w:t>
       </w:r>
     </w:p>
     <w:p>
@@ -166,7 +166,7 @@
         <w:pStyle w:val="ListBullet"/>
       </w:pPr>
       <w:r>
-        <w:t>4 клинических разбора с анонимным голосованием, включая «трудный» случай: нужна ли реваскуляризация при двухсосудистом поражении с объёмом ишемии ниже 10%.</w:t>
+        <w:t>4 клинических разбора из реальной практики врача-кардиолога — с анонимным голосованием аудитории и последующим разбором по актуальным рекомендациям.</w:t>
       </w:r>
     </w:p>
     <w:p>
@@ -174,7 +174,7 @@
         <w:pStyle w:val="ListBullet"/>
       </w:pPr>
       <w:r>
-        <w:t>Свежие данные по бета-адреноблокаторам у коморбидных пациентов (ХОБЛ — PACE 2026; ХБП — Wu 2021; СД2 — Maccabi 2025).</w:t>
+        <w:t>Обновлённые данные по бета-адреноблокаторам у коморбидных пациентов (ХОБЛ — PACE 2026; ХБП — Wu 2021; СД2 — Maccabi 2025).</w:t>
       </w:r>
     </w:p>
     <w:p>
@@ -242,16 +242,13 @@
           <w:i/>
           <w:sz w:val="22"/>
         </w:rPr>
-        <w:t>Уважаемый/ая {Имя Отчество}, приглашаю Вас на Школу ИБС — образовательный вечер для кардиологов 17 июня в {Город}, 15:00–19:00.</w:t>
+        <w:t>Уважаемый/ая {Имя Отчество}, приглашаю Вас на Школу ИБС — образовательный вечер для кардиологов и терапевтов 17 июня в {Город}, 15:00–19:00.</w:t>
         <w:br/>
         <w:br/>
-        <w:t>Два эксперта в живом диалоге: И.О. Гражданкин (к.м.н., зав. кардиологическим отделением и Региональным сосудистым центром ЦКБ, Новосибирск) — диагностика; В.В. Кашталап (д.м.н., профессор РАН, помощник вице-президента РКО) — терапия.</w:t>
+        <w:t>Два эксперта в совместном разборе: И.О. Гражданкин (к.м.н., зав. кардиологическим отделением и Региональным сосудистым центром ЦКБ, Новосибирск) — диагностика ИБС; В.В. Кашталап (д.м.н., профессор РАН, помощник вице-президента РКО) — терапия.</w:t>
         <w:br/>
         <w:br/>
-        <w:t>4 клинических кейса с голосованиями, включая разбор «нужна ли реваскуляризация» при двухсосудистом поражении.</w:t>
-        <w:br/>
-        <w:br/>
-        <w:t>Адресный фокус — пациент со стенокардией на фоне АГ. Обновлённая рамка КР МЗ РФ 2024 и ESC 2024 CCS.</w:t>
+        <w:t>4 клинических разбора из реальной практики с анонимным голосованием. Обновлённая рамка КР МЗ РФ 2024 и ESC 2024 CCS.</w:t>
         <w:br/>
         <w:br/>
         <w:t>Очно, без онлайн-трансляции. Зарегистрировать? Места ограничены.</w:t>
@@ -317,7 +314,7 @@
           <w:i/>
           <w:sz w:val="22"/>
         </w:rPr>
-        <w:t>«{Имя Отчество}, это не очередная лекция про гайдлайны — это разбор, как Вы прямо завтра будете вести своего следующего пациента с впервые выявленной стенокардией на фоне гипертонии. С реальными развилками и голосованием — что выбрали Ваши коллеги. Четыре часа — но компактно, после работы.»</w:t>
+        <w:t>«{Имя Отчество}, это не очередная лекция про гайдлайны — это разбор, как Вы прямо завтра будете вести своего следующего пациента с подозрением на ИБС. С реальными развилками и голосованием — что выбрали Ваши коллеги. Четыре часа — но компактно, после работы.»</w:t>
       </w:r>
     </w:p>
     <w:p>
@@ -338,7 +335,7 @@
           <w:i w:val="0"/>
           <w:sz w:val="22"/>
         </w:rPr>
-        <w:t>1. «Два эксперта будут СПОРИТЬ.»</w:t>
+        <w:t>1. «Два эксперта будут вести совместный разбор.»</w:t>
       </w:r>
     </w:p>
     <w:p>
@@ -348,7 +345,7 @@
           <w:i/>
           <w:sz w:val="22"/>
         </w:rPr>
-        <w:t>Игорь Олегович Гражданкин — к.м.н., заведующий кардиологическим отделением и Региональным сосудистым центром ЦКБ Новосибирска — ведёт диагностику. Василий Васильевич Кашталап — д.м.н., профессор РАН, помощник вице-президента Российского кардиологического общества — ведёт терапию. На школе будут два интерактива, где Кашталап сам обращается к Гражданкину: «А Вы как это делаете в своей практике?». Получается живая дискуссия двух профессионалов уровня РКО, а не два доклада подряд.</w:t>
+        <w:t>Игорь Олегович Гражданкин — к.м.н., заведующий кардиологическим отделением и Региональным сосудистым центром ЦКБ Новосибирска — ведёт диагностику. Василий Васильевич Кашталап — д.м.н., профессор РАН, помощник вице-президента Российского кардиологического общества — ведёт терапию. На школе будут два интерактива, где Кашталап обращается к Гражданкину: «А Вы как это делаете в своей практике?». Получается совместный разбор двух профессионалов уровня РКО, а не два независимых доклада.</w:t>
       </w:r>
     </w:p>
     <w:p>
@@ -1219,7 +1216,7 @@
           <w:color w:val="1F3A68"/>
           <w:sz w:val="32"/>
         </w:rPr>
-        <w:t>Школа ИБС: 4 часа практической стенокардии — от ПТВ до выбора терапии</w:t>
+        <w:t>Школа ИБС: современные подходы к диагностике и терапии</w:t>
       </w:r>
     </w:p>
     <w:p>
@@ -1239,7 +1236,7 @@
           <w:i w:val="0"/>
           <w:sz w:val="22"/>
         </w:rPr>
-        <w:t>Приглашаем кардиологов и терапевтов на образовательное мероприятие, посвящённое современной диагностике и терапии стабильной ИБС у пациентов с артериальной гипертензией.</w:t>
+        <w:t>Приглашаем кардиологов и терапевтов на образовательное мероприятие, посвящённое современной диагностике и терапии стабильной ишемической болезни сердца.</w:t>
       </w:r>
     </w:p>
     <w:p>
@@ -1249,7 +1246,7 @@
           <w:i w:val="0"/>
           <w:sz w:val="22"/>
         </w:rPr>
-        <w:t>Школа ИБС построена вокруг сквозного клинического образа — пациента со стенокардией напряжения на фоне АГ, с которым каждый из нас сталкивается ежедневно. От оценки предтестовой вероятности до выбора оптимальной комбинированной терапии — без отвлечений, в одной логической линии.</w:t>
+        <w:t>Программа построена в логической последовательности: от первого приёма пациента с подозрением на ИБС — к подтверждению диагноза, оценке риска и выбору оптимальной терапии. Без формального пересказа гайдлайнов, с акцентом на практические решения, которые встречаются в работе кардиолога и терапевта ежедневно.</w:t>
       </w:r>
     </w:p>
     <w:p>
@@ -1268,7 +1265,7 @@
         <w:pStyle w:val="ListBullet"/>
       </w:pPr>
       <w:r>
-        <w:t>Два эксперта в живом диалоге. Игорь Олегович Гражданкин ведёт диагностический блок, Василий Васильевич Кашталап — терапевтический. Они не читают по очереди, а спорят между собой в двух интерактивных обсуждениях — так, как это происходит в реальной клинической практике.</w:t>
+        <w:t>Два эксперта в совместном разборе. Игорь Олегович Гражданкин ведёт диагностический блок, Василий Васильевич Кашталап — терапевтический. Между блоками — два интерактивных обсуждения, в которых лекторы делятся опытом по тем точкам, где практика и гайдлайны не всегда сходятся.</w:t>
       </w:r>
     </w:p>
     <w:p>
@@ -1276,7 +1273,7 @@
         <w:pStyle w:val="ListBullet"/>
       </w:pPr>
       <w:r>
-        <w:t>4 клинических разбора с голосованиями. От впервые выявленной стенокардии до многососудистого поражения — каждый кейс с развилкой, на которую отвечает аудитория. В том числе grey-zone: нужна ли реваскуляризация при двухсосудистом поражении без вовлечения ствола ЛКА и проксимальной ПНА с объёмом ишемии ниже 10% — типичный «трудный» вопрос ежедневной практики.</w:t>
+        <w:t>4 клинических разбора из реальной практики врача-кардиолога — с анонимным голосованием аудитории и последующим разбором по актуальным рекомендациям. Включая «трудные» развилки, которые в учебнике обычно не разбираются.</w:t>
       </w:r>
     </w:p>
     <w:p>
@@ -1292,15 +1289,7 @@
         <w:pStyle w:val="ListBullet"/>
       </w:pPr>
       <w:r>
-        <w:t>Свежие данные по бисопрололу при коморбидностях. ХОБЛ (PACE 2026 — впервые рандомизированное контролируемое исследование 3 фазы у пациентов с ХОБЛ и стабильной ИБС), ХБП и гемодиализ (Wu 2021, n=20 476), СД2 (Maccabi 2025), атеросклероз периферических артерий (COPART 2017).</w:t>
-      </w:r>
-    </w:p>
-    <w:p>
-      <w:pPr>
-        <w:pStyle w:val="ListBullet"/>
-      </w:pPr>
-      <w:r>
-        <w:t>Адресный фокус. Не «вся кардиология», а конкретно: пациент с АГ + стенокардия. Это самый частый профиль в кабинете кардиолога — и именно здесь чаще всего ошибки в дозировании БАБ и выборе комбинации.</w:t>
+        <w:t>Свежие данные по бисопрололу у коморбидных пациентов. ХОБЛ (PACE 2026 — впервые рандомизированное контролируемое исследование 3 фазы у пациентов с ХОБЛ и стабильной ИБС), ХБП и гемодиализ (Wu 2021, n=20 476), СД2 (Maccabi 2025), атеросклероз периферических артерий (COPART 2017).</w:t>
       </w:r>
     </w:p>
     <w:p>
@@ -1599,7 +1588,7 @@
         <w:pStyle w:val="ListBullet"/>
       </w:pPr>
       <w:r>
-        <w:t>Чёткий алгоритм: какому пациенту нужен коронарный кальций, какому — стресс-визуализация, какому — сразу КАГ.</w:t>
+        <w:t>Чёткий алгоритм: какому пациенту нужен коронарный кальций, какому — стресс-визуализация, какому — сразу коронарография.</w:t>
       </w:r>
     </w:p>
     <w:p>
@@ -1607,7 +1596,7 @@
         <w:pStyle w:val="ListBullet"/>
       </w:pPr>
       <w:r>
-        <w:t>Уверенность в дозировании БАБ: целевая доза бисопролола 10 мг — это целевая, а не максимальная, и недотитрование — основная причина «неэффективной терапии».</w:t>
+        <w:t>Уверенность в дозировании бета-адреноблокаторов: целевая доза бисопролола 10 мг — это целевая, а не максимальная, и недотитрование — основная причина «неэффективной терапии».</w:t>
       </w:r>
     </w:p>
     <w:p>
@@ -1615,7 +1604,7 @@
         <w:pStyle w:val="ListBullet"/>
       </w:pPr>
       <w:r>
-        <w:t>Правила безопасной отмены БАБ для диагностики ИБС — без потери контроля над пациентом.</w:t>
+        <w:t>Правила безопасной отмены бета-адреноблокаторов для диагностики ИБС — без потери контроля над пациентом.</w:t>
       </w:r>
     </w:p>
     <w:p>
